--- a/Volume 1/Chapter 01 - Development Environment/SPA_Vol1_Ch1_Lesson1_2_CPP_Setup.docx
+++ b/Volume 1/Chapter 01 - Development Environment/SPA_Vol1_Ch1_Lesson1_2_CPP_Setup.docx
@@ -770,7 +770,7 @@
         <w:keepNext/>
       </w:pPr>
       <w:r>
-        <w:t>New-Item -ItemType Directory -Force $HOME\spa | Out-Null</w:t>
+        <w:t>New-Item -ItemType Directory -Force "$HOME\spa" | Out-Null</w:t>
       </w:r>
     </w:p>
     <w:p>
@@ -778,7 +778,7 @@
         <w:pStyle w:val="CommandBlock"/>
       </w:pPr>
       <w:r>
-        <w:t>Set-Location $HOME\spa</w:t>
+        <w:t>Set-Location "$HOME\spa"</w:t>
       </w:r>
     </w:p>
     <w:p>
@@ -837,7 +837,7 @@
         <w:keepNext/>
       </w:pPr>
       <w:r>
-        <w:t>New-Item -ItemType Directory -Force .\lesson-1.2\cpp | Out-Null</w:t>
+        <w:t>New-Item -ItemType Directory -Force "$HOME\spa\lesson-1.2\cpp" | Out-Null</w:t>
       </w:r>
     </w:p>
     <w:p>
@@ -846,7 +846,7 @@
         <w:keepNext/>
       </w:pPr>
       <w:r>
-        <w:t>Set-Location .\lesson-1.2</w:t>
+        <w:t>Set-Location "$HOME\spa\lesson-1.2"</w:t>
       </w:r>
     </w:p>
     <w:p>
@@ -867,7 +867,7 @@
         <w:pStyle w:val="ListBullet"/>
       </w:pPr>
       <w:r>
-        <w:t>.\lesson-1.2\cpp is a relative path: lesson-1.2 inside the current folder, spa, and cpp inside that. New-Item makes both folders in one step.</w:t>
+        <w:t>"$HOME\spa\lesson-1.2\cpp" is lesson-1.2 inside spa, and cpp inside that. New-Item makes both folders in one step. Each folder is a full path that starts with $HOME\spa, so the line makes the same folder from any folder you are in.</w:t>
       </w:r>
     </w:p>
     <w:p>
@@ -875,7 +875,7 @@
         <w:pStyle w:val="ListBullet"/>
       </w:pPr>
       <w:r>
-        <w:t>Set-Location .\lesson-1.2 moves into the lesson folder, and Get-Location prints the current folder as a full path.</w:t>
+        <w:t>Set-Location "$HOME\spa\lesson-1.2" moves into the lesson folder, and Get-Location prints the current folder as a full path.</w:t>
       </w:r>
     </w:p>
     <w:p>
@@ -1003,7 +1003,7 @@
         <w:keepNext/>
       </w:pPr>
       <w:r>
-        <w:t>mkdir -p ~/spa/lesson-1.2/cpp</w:t>
+        <w:t>mkdir -p "$HOME/spa/lesson-1.2/cpp"</w:t>
       </w:r>
     </w:p>
     <w:p>
@@ -1012,7 +1012,7 @@
         <w:keepNext/>
       </w:pPr>
       <w:r>
-        <w:t>cd ~/spa/lesson-1.2</w:t>
+        <w:t>cd "$HOME/spa/lesson-1.2"</w:t>
       </w:r>
     </w:p>
     <w:p>
@@ -1030,7 +1030,7 @@
     </w:p>
     <w:p>
       <w:r>
-        <w:t>Remember, ~ is your home folder, mkdir -p creates the folders, cd moves into lesson-1.2, and pwd prints where you are, a path that ends in spa/lesson-1.2.</w:t>
+        <w:t>Remember, $HOME is your home folder, mkdir -p creates the folders, cd moves into lesson-1.2, and pwd prints where you are, a path that ends in spa/lesson-1.2.</w:t>
       </w:r>
     </w:p>
     <w:p>
@@ -2980,31 +2980,31 @@
       </w:rPr>
     </w:lvl>
   </w:abstractNum>
-  <w:num w:numId="1" w16cid:durableId="780150305">
+  <w:num w:numId="1" w16cid:durableId="1411780118">
     <w:abstractNumId w:val="8"/>
   </w:num>
-  <w:num w:numId="2" w16cid:durableId="1038627592">
+  <w:num w:numId="2" w16cid:durableId="171531713">
     <w:abstractNumId w:val="6"/>
   </w:num>
-  <w:num w:numId="3" w16cid:durableId="979456955">
+  <w:num w:numId="3" w16cid:durableId="644236210">
     <w:abstractNumId w:val="5"/>
   </w:num>
-  <w:num w:numId="4" w16cid:durableId="1067461186">
+  <w:num w:numId="4" w16cid:durableId="1655143587">
     <w:abstractNumId w:val="4"/>
   </w:num>
-  <w:num w:numId="5" w16cid:durableId="820463479">
+  <w:num w:numId="5" w16cid:durableId="2075738458">
     <w:abstractNumId w:val="7"/>
   </w:num>
-  <w:num w:numId="6" w16cid:durableId="934628625">
+  <w:num w:numId="6" w16cid:durableId="1963227934">
     <w:abstractNumId w:val="3"/>
   </w:num>
-  <w:num w:numId="7" w16cid:durableId="1958754017">
+  <w:num w:numId="7" w16cid:durableId="1219126093">
     <w:abstractNumId w:val="2"/>
   </w:num>
-  <w:num w:numId="8" w16cid:durableId="892883729">
+  <w:num w:numId="8" w16cid:durableId="211698060">
     <w:abstractNumId w:val="1"/>
   </w:num>
-  <w:num w:numId="9" w16cid:durableId="1026561082">
+  <w:num w:numId="9" w16cid:durableId="1600797311">
     <w:abstractNumId w:val="0"/>
   </w:num>
 </w:numbering>

--- a/Volume 1/Chapter 01 - Development Environment/SPA_Vol1_Ch1_Lesson1_2_CPP_Setup.docx
+++ b/Volume 1/Chapter 01 - Development Environment/SPA_Vol1_Ch1_Lesson1_2_CPP_Setup.docx
@@ -483,6 +483,7 @@
         <w:pStyle w:val="ListBullet"/>
       </w:pPr>
       <w:r>
+        <w:lastRenderedPageBreak/>
         <w:t>If where.exe prints a different folder first, another g++ is installed in a folder that PowerShell searches earlier, often on the Machine PATH, which comes before your User PATH. Uninstall that other compiler, then open a new window.</w:t>
       </w:r>
     </w:p>
@@ -1316,6 +1317,7 @@
         <w:pStyle w:val="SourceCode"/>
       </w:pPr>
       <w:r>
+        <w:lastRenderedPageBreak/>
         <w:t xml:space="preserve">    // Remember, return 0 ends main and tells the terminal the program</w:t>
       </w:r>
     </w:p>
